--- a/Taylor/Angular/Taylor Pentz.docx
+++ b/Taylor/Angular/Taylor Pentz.docx
@@ -10,8 +10,9 @@
         <w:jc w:val="center"/>
         <w:rPr>
           <w:rFonts w:ascii="Times New Roman" w:eastAsia="Times New Roman" w:hAnsi="Times New Roman" w:cs="Times New Roman"/>
-          <w:sz w:val="24"/>
-          <w:szCs w:val="24"/>
+          <w:sz w:val="28"/>
+          <w:szCs w:val="24"/>
+          <w:u w:val="single"/>
         </w:rPr>
       </w:pPr>
       <w:r>
@@ -84,29 +85,33 @@
           <w:sz w:val="24"/>
           <w:szCs w:val="24"/>
         </w:rPr>
-        <w:t xml:space="preserve"> | 1601 Larkin, High Point, NC | +1 8042860439</w:t>
-      </w:r>
-    </w:p>
-    <w:p>
-      <w:pPr>
-        <w:shd w:val="clear" w:color="auto" w:fill="DBE5F1" w:themeFill="accent1" w:themeFillTint="33"/>
-        <w:spacing w:after="0" w:line="240" w:lineRule="auto"/>
-        <w:contextualSpacing/>
-        <w:jc w:val="center"/>
-        <w:rPr>
-          <w:rFonts w:ascii="Times New Roman" w:eastAsia="Times New Roman" w:hAnsi="Times New Roman" w:cs="Times New Roman"/>
-          <w:sz w:val="28"/>
-          <w:szCs w:val="24"/>
-          <w:u w:val="single"/>
-        </w:rPr>
-      </w:pPr>
+        <w:t xml:space="preserve"> | 1601 Larkin, High Point, NC | </w:t>
+      </w:r>
+      <w:r>
+        <w:rPr>
+          <w:rFonts w:ascii="Times New Roman" w:eastAsia="Times New Roman" w:hAnsi="Times New Roman" w:cs="Times New Roman"/>
+          <w:sz w:val="24"/>
+          <w:szCs w:val="24"/>
+        </w:rPr>
+        <w:t>+1 (980) 981-4522</w:t>
+      </w:r>
+      <w:r>
+        <w:rPr>
+          <w:rFonts w:ascii="Times New Roman" w:eastAsia="Times New Roman" w:hAnsi="Times New Roman" w:cs="Times New Roman"/>
+          <w:sz w:val="24"/>
+          <w:szCs w:val="24"/>
+        </w:rPr>
+        <w:t xml:space="preserve"> </w:t>
+      </w:r>
       <w:r>
         <w:rPr>
           <w:rFonts w:ascii="Times New Roman" w:hAnsi="Times New Roman" w:cs="Times New Roman"/>
           <w:sz w:val="24"/>
         </w:rPr>
-        <w:t>https://www.linkedin.com/in/taylor-pentz-698a98381/</w:t>
-      </w:r>
+        <w:t>https://www.linkedin.com/in/taylor-pentz-10a92a3aa</w:t>
+      </w:r>
+      <w:bookmarkStart w:id="0" w:name="_GoBack"/>
+      <w:bookmarkEnd w:id="0"/>
     </w:p>
     <w:p>
       <w:pPr>
@@ -2282,8 +2287,6 @@
         </w:rPr>
         <w:t>Bachelor’s Degree in Computer Science (2010 – 2014)</w:t>
       </w:r>
-      <w:bookmarkStart w:id="0" w:name="_GoBack"/>
-      <w:bookmarkEnd w:id="0"/>
     </w:p>
     <w:p/>
     <w:sectPr>
@@ -6642,7 +6645,7 @@
 </file>
 
 <file path=customXml/itemProps1.xml><?xml version="1.0" encoding="utf-8"?>
-<ds:datastoreItem xmlns:ds="http://schemas.openxmlformats.org/officeDocument/2006/customXml" ds:itemID="{C8F1BB82-ABB7-4841-9381-E08ED90153A1}">
+<ds:datastoreItem xmlns:ds="http://schemas.openxmlformats.org/officeDocument/2006/customXml" ds:itemID="{3FD3C95C-6B11-4EF5-BA54-4772D8D7FDF2}">
   <ds:schemaRefs>
     <ds:schemaRef ds:uri="http://schemas.openxmlformats.org/officeDocument/2006/bibliography"/>
   </ds:schemaRefs>

--- a/Taylor/Angular/Taylor Pentz.docx
+++ b/Taylor/Angular/Taylor Pentz.docx
@@ -108,7 +108,7 @@
           <w:rFonts w:ascii="Times New Roman" w:hAnsi="Times New Roman" w:cs="Times New Roman"/>
           <w:sz w:val="24"/>
         </w:rPr>
-        <w:t>https://www.linkedin.com/in/taylor-pentz-10a92a3aa</w:t>
+        <w:t>https://www.linkedin.com/in/taylor-p-b0389a3ba</w:t>
       </w:r>
       <w:bookmarkStart w:id="0" w:name="_GoBack"/>
       <w:bookmarkEnd w:id="0"/>
@@ -501,7 +501,7 @@
           <w:sz w:val="24"/>
           <w:szCs w:val="24"/>
         </w:rPr>
-        <w:t xml:space="preserve"> </w:t>
+        <w:t xml:space="preserve"> PostgreSQL, MongoDB, MySQL, </w:t>
       </w:r>
       <w:proofErr w:type="spellStart"/>
       <w:r>
@@ -510,7 +510,7 @@
           <w:sz w:val="24"/>
           <w:szCs w:val="24"/>
         </w:rPr>
-        <w:t>PostgreSQL</w:t>
+        <w:t>Redis</w:t>
       </w:r>
       <w:proofErr w:type="spellEnd"/>
       <w:r>
@@ -519,61 +519,7 @@
           <w:sz w:val="24"/>
           <w:szCs w:val="24"/>
         </w:rPr>
-        <w:t xml:space="preserve">, </w:t>
-      </w:r>
-      <w:proofErr w:type="spellStart"/>
-      <w:r>
-        <w:rPr>
-          <w:rFonts w:ascii="Times New Roman" w:eastAsia="Times New Roman" w:hAnsi="Times New Roman" w:cs="Times New Roman"/>
-          <w:sz w:val="24"/>
-          <w:szCs w:val="24"/>
-        </w:rPr>
-        <w:t>MongoDB</w:t>
-      </w:r>
-      <w:proofErr w:type="spellEnd"/>
-      <w:r>
-        <w:rPr>
-          <w:rFonts w:ascii="Times New Roman" w:eastAsia="Times New Roman" w:hAnsi="Times New Roman" w:cs="Times New Roman"/>
-          <w:sz w:val="24"/>
-          <w:szCs w:val="24"/>
-        </w:rPr>
-        <w:t xml:space="preserve">, MySQL, </w:t>
-      </w:r>
-      <w:proofErr w:type="spellStart"/>
-      <w:r>
-        <w:rPr>
-          <w:rFonts w:ascii="Times New Roman" w:eastAsia="Times New Roman" w:hAnsi="Times New Roman" w:cs="Times New Roman"/>
-          <w:sz w:val="24"/>
-          <w:szCs w:val="24"/>
-        </w:rPr>
-        <w:t>Redis</w:t>
-      </w:r>
-      <w:proofErr w:type="spellEnd"/>
-      <w:r>
-        <w:rPr>
-          <w:rFonts w:ascii="Times New Roman" w:eastAsia="Times New Roman" w:hAnsi="Times New Roman" w:cs="Times New Roman"/>
-          <w:sz w:val="24"/>
-          <w:szCs w:val="24"/>
-        </w:rPr>
-        <w:t xml:space="preserve"> (SQL &amp; </w:t>
-      </w:r>
-      <w:proofErr w:type="spellStart"/>
-      <w:r>
-        <w:rPr>
-          <w:rFonts w:ascii="Times New Roman" w:eastAsia="Times New Roman" w:hAnsi="Times New Roman" w:cs="Times New Roman"/>
-          <w:sz w:val="24"/>
-          <w:szCs w:val="24"/>
-        </w:rPr>
-        <w:t>NoSQL</w:t>
-      </w:r>
-      <w:proofErr w:type="spellEnd"/>
-      <w:r>
-        <w:rPr>
-          <w:rFonts w:ascii="Times New Roman" w:eastAsia="Times New Roman" w:hAnsi="Times New Roman" w:cs="Times New Roman"/>
-          <w:sz w:val="24"/>
-          <w:szCs w:val="24"/>
-        </w:rPr>
-        <w:t>)</w:t>
+        <w:t xml:space="preserve"> (SQL &amp; NoSQL)</w:t>
       </w:r>
     </w:p>
     <w:p>
@@ -818,25 +764,7 @@
           <w:sz w:val="24"/>
           <w:szCs w:val="24"/>
         </w:rPr>
-        <w:t xml:space="preserve">Championed migration from </w:t>
-      </w:r>
-      <w:proofErr w:type="spellStart"/>
-      <w:r>
-        <w:rPr>
-          <w:rFonts w:ascii="Times New Roman" w:eastAsia="Times New Roman" w:hAnsi="Times New Roman" w:cs="Times New Roman"/>
-          <w:sz w:val="24"/>
-          <w:szCs w:val="24"/>
-        </w:rPr>
-        <w:t>AngularJS</w:t>
-      </w:r>
-      <w:proofErr w:type="spellEnd"/>
-      <w:r>
-        <w:rPr>
-          <w:rFonts w:ascii="Times New Roman" w:eastAsia="Times New Roman" w:hAnsi="Times New Roman" w:cs="Times New Roman"/>
-          <w:sz w:val="24"/>
-          <w:szCs w:val="24"/>
-        </w:rPr>
-        <w:t xml:space="preserve"> to Angular 15+ and led team training to align on updated standards, tools, and testing methodology.</w:t>
+        <w:t>Championed migration from AngularJS to Angular 15+ and led team training to align on updated standards, tools, and testing methodology.</w:t>
       </w:r>
     </w:p>
     <w:p>
@@ -923,25 +851,7 @@
           <w:sz w:val="24"/>
           <w:szCs w:val="24"/>
         </w:rPr>
-        <w:t xml:space="preserve">Established front-end CI pipeline with testing coverage thresholds, accessibility audits, and lighthouse reports embedded in </w:t>
-      </w:r>
-      <w:proofErr w:type="spellStart"/>
-      <w:r>
-        <w:rPr>
-          <w:rFonts w:ascii="Times New Roman" w:eastAsia="Times New Roman" w:hAnsi="Times New Roman" w:cs="Times New Roman"/>
-          <w:sz w:val="24"/>
-          <w:szCs w:val="24"/>
-        </w:rPr>
-        <w:t>GitHub</w:t>
-      </w:r>
-      <w:proofErr w:type="spellEnd"/>
-      <w:r>
-        <w:rPr>
-          <w:rFonts w:ascii="Times New Roman" w:eastAsia="Times New Roman" w:hAnsi="Times New Roman" w:cs="Times New Roman"/>
-          <w:sz w:val="24"/>
-          <w:szCs w:val="24"/>
-        </w:rPr>
-        <w:t xml:space="preserve"> Actions.</w:t>
+        <w:t>Established front-end CI pipeline with testing coverage thresholds, accessibility audits, and lighthouse reports embedded in GitHub Actions.</w:t>
       </w:r>
     </w:p>
     <w:p>
@@ -1045,25 +955,7 @@
           <w:sz w:val="24"/>
           <w:szCs w:val="24"/>
         </w:rPr>
-        <w:t xml:space="preserve">Developed responsive Angular interfaces for enterprise </w:t>
-      </w:r>
-      <w:proofErr w:type="spellStart"/>
-      <w:r>
-        <w:rPr>
-          <w:rFonts w:ascii="Times New Roman" w:eastAsia="Times New Roman" w:hAnsi="Times New Roman" w:cs="Times New Roman"/>
-          <w:sz w:val="24"/>
-          <w:szCs w:val="24"/>
-        </w:rPr>
-        <w:t>SaaS</w:t>
-      </w:r>
-      <w:proofErr w:type="spellEnd"/>
-      <w:r>
-        <w:rPr>
-          <w:rFonts w:ascii="Times New Roman" w:eastAsia="Times New Roman" w:hAnsi="Times New Roman" w:cs="Times New Roman"/>
-          <w:sz w:val="24"/>
-          <w:szCs w:val="24"/>
-        </w:rPr>
-        <w:t xml:space="preserve"> platforms, supporting 200k+ monthly active users with seamless UX on desktop and mobile.</w:t>
+        <w:t>Developed responsive Angular interfaces for enterprise SaaS platforms, supporting 200k+ monthly active users with seamless UX on desktop and mobile.</w:t>
       </w:r>
     </w:p>
     <w:p>
@@ -1219,25 +1111,7 @@
           <w:sz w:val="24"/>
           <w:szCs w:val="24"/>
         </w:rPr>
-        <w:t xml:space="preserve">Organized quarterly internal Angular workshops and hands-on mentoring sessions to accelerate onboarding and </w:t>
-      </w:r>
-      <w:proofErr w:type="spellStart"/>
-      <w:r>
-        <w:rPr>
-          <w:rFonts w:ascii="Times New Roman" w:eastAsia="Times New Roman" w:hAnsi="Times New Roman" w:cs="Times New Roman"/>
-          <w:sz w:val="24"/>
-          <w:szCs w:val="24"/>
-        </w:rPr>
-        <w:t>upskill</w:t>
-      </w:r>
-      <w:proofErr w:type="spellEnd"/>
-      <w:r>
-        <w:rPr>
-          <w:rFonts w:ascii="Times New Roman" w:eastAsia="Times New Roman" w:hAnsi="Times New Roman" w:cs="Times New Roman"/>
-          <w:sz w:val="24"/>
-          <w:szCs w:val="24"/>
-        </w:rPr>
-        <w:t xml:space="preserve"> teams.</w:t>
+        <w:t>Organized quarterly internal Angular workshops and hands-on mentoring sessions to accelerate onboarding and upskill teams.</w:t>
       </w:r>
     </w:p>
     <w:p>
@@ -1514,25 +1388,7 @@
           <w:sz w:val="24"/>
           <w:szCs w:val="24"/>
         </w:rPr>
-        <w:t xml:space="preserve">Proactively refactored legacy </w:t>
-      </w:r>
-      <w:proofErr w:type="spellStart"/>
-      <w:r>
-        <w:rPr>
-          <w:rFonts w:ascii="Times New Roman" w:eastAsia="Times New Roman" w:hAnsi="Times New Roman" w:cs="Times New Roman"/>
-          <w:sz w:val="24"/>
-          <w:szCs w:val="24"/>
-        </w:rPr>
-        <w:t>jQuery</w:t>
-      </w:r>
-      <w:proofErr w:type="spellEnd"/>
-      <w:r>
-        <w:rPr>
-          <w:rFonts w:ascii="Times New Roman" w:eastAsia="Times New Roman" w:hAnsi="Times New Roman" w:cs="Times New Roman"/>
-          <w:sz w:val="24"/>
-          <w:szCs w:val="24"/>
-        </w:rPr>
-        <w:t>/Bootstrap views into Angular modules, streamlining UI logic and reducing tech debt.</w:t>
+        <w:t>Proactively refactored legacy jQuery/Bootstrap views into Angular modules, streamlining UI logic and reducing tech debt.</w:t>
       </w:r>
     </w:p>
     <w:p>
@@ -1555,25 +1411,7 @@
           <w:sz w:val="24"/>
           <w:szCs w:val="24"/>
         </w:rPr>
-        <w:t xml:space="preserve">Integrated </w:t>
-      </w:r>
-      <w:proofErr w:type="spellStart"/>
-      <w:r>
-        <w:rPr>
-          <w:rFonts w:ascii="Times New Roman" w:eastAsia="Times New Roman" w:hAnsi="Times New Roman" w:cs="Times New Roman"/>
-          <w:sz w:val="24"/>
-          <w:szCs w:val="24"/>
-        </w:rPr>
-        <w:t>RESTful</w:t>
-      </w:r>
-      <w:proofErr w:type="spellEnd"/>
-      <w:r>
-        <w:rPr>
-          <w:rFonts w:ascii="Times New Roman" w:eastAsia="Times New Roman" w:hAnsi="Times New Roman" w:cs="Times New Roman"/>
-          <w:sz w:val="24"/>
-          <w:szCs w:val="24"/>
-        </w:rPr>
-        <w:t xml:space="preserve"> APIs with authentication and error handling interceptors to support secure user sessions and efficient debugging.</w:t>
+        <w:t>Integrated RESTful APIs with authentication and error handling interceptors to support secure user sessions and efficient debugging.</w:t>
       </w:r>
     </w:p>
     <w:p>
@@ -1975,15 +1813,7 @@
       </w:r>
       <w:proofErr w:type="gramEnd"/>
       <w:r>
-        <w:t xml:space="preserve"> and maintained reusable Angular component library used across three internal </w:t>
-      </w:r>
-      <w:proofErr w:type="spellStart"/>
-      <w:r>
-        <w:t>SaaS</w:t>
-      </w:r>
-      <w:proofErr w:type="spellEnd"/>
-      <w:r>
-        <w:t xml:space="preserve"> platforms. Implemented Storybook integration, accessibility-first patterns, and custom theming.</w:t>
+        <w:t xml:space="preserve"> and maintained reusable Angular component library used across three internal SaaS platforms. Implemented Storybook integration, accessibility-first patterns, and custom theming.</w:t>
       </w:r>
     </w:p>
     <w:p>
@@ -6645,7 +6475,7 @@
 </file>
 
 <file path=customXml/itemProps1.xml><?xml version="1.0" encoding="utf-8"?>
-<ds:datastoreItem xmlns:ds="http://schemas.openxmlformats.org/officeDocument/2006/customXml" ds:itemID="{3FD3C95C-6B11-4EF5-BA54-4772D8D7FDF2}">
+<ds:datastoreItem xmlns:ds="http://schemas.openxmlformats.org/officeDocument/2006/customXml" ds:itemID="{D33D0232-3620-49F7-9736-90BA3610A0F3}">
   <ds:schemaRefs>
     <ds:schemaRef ds:uri="http://schemas.openxmlformats.org/officeDocument/2006/bibliography"/>
   </ds:schemaRefs>
